--- a/481013386_MohammedKhalifah_5113_Assignment_2.docx
+++ b/481013386_MohammedKhalifah_5113_Assignment_2.docx
@@ -509,7 +509,7 @@
           <w:noProof/>
         </w:rPr>
         <w:drawing>
-          <wp:anchor distT="0" distB="0" distL="114300" distR="114300" simplePos="0" relativeHeight="251659266" behindDoc="0" locked="0" layoutInCell="1" allowOverlap="1" wp14:anchorId="67107A8B" wp14:editId="14EBE384">
+          <wp:anchor distT="0" distB="0" distL="114300" distR="114300" simplePos="0" relativeHeight="251659266" behindDoc="0" locked="0" layoutInCell="1" allowOverlap="1" wp14:anchorId="67107A8B" wp14:editId="56F573F4">
             <wp:simplePos x="0" y="0"/>
             <wp:positionH relativeFrom="margin">
               <wp:align>center</wp:align>
@@ -2685,7 +2685,7 @@
           <w:noProof/>
         </w:rPr>
         <w:drawing>
-          <wp:inline distT="0" distB="0" distL="0" distR="0" wp14:anchorId="5B84D47C" wp14:editId="16E60EF1">
+          <wp:inline distT="0" distB="0" distL="0" distR="0" wp14:anchorId="5B84D47C" wp14:editId="1330ECB4">
             <wp:extent cx="5715000" cy="1984375"/>
             <wp:effectExtent l="0" t="0" r="0" b="0"/>
             <wp:docPr id="80749428" name="Picture 9" descr="NASA stream mining experiment figure"/>
@@ -4662,7 +4662,7 @@
           <w:noProof/>
         </w:rPr>
         <w:drawing>
-          <wp:inline distT="0" distB="0" distL="0" distR="0" wp14:anchorId="11D878A9" wp14:editId="3CF82667">
+          <wp:inline distT="0" distB="0" distL="0" distR="0" wp14:anchorId="11D878A9" wp14:editId="5344D875">
             <wp:extent cx="5715000" cy="3740785"/>
             <wp:effectExtent l="0" t="0" r="0" b="5715"/>
             <wp:docPr id="1430836747" name="Picture 8" descr="NASA stream mining experiment figure"/>
@@ -5421,7 +5421,7 @@
           <w:noProof/>
         </w:rPr>
         <w:drawing>
-          <wp:inline distT="0" distB="0" distL="0" distR="0" wp14:anchorId="3899962E" wp14:editId="4B84B3F2">
+          <wp:inline distT="0" distB="0" distL="0" distR="0" wp14:anchorId="3899962E" wp14:editId="47423DAC">
             <wp:extent cx="5715000" cy="2452370"/>
             <wp:effectExtent l="0" t="0" r="0" b="0"/>
             <wp:docPr id="1340744296" name="Picture 7" descr="NASA stream mining experiment figure"/>
@@ -6987,7 +6987,7 @@
           <w:noProof/>
         </w:rPr>
         <w:drawing>
-          <wp:inline distT="0" distB="0" distL="0" distR="0" wp14:anchorId="772331AF" wp14:editId="4B2E5521">
+          <wp:inline distT="0" distB="0" distL="0" distR="0" wp14:anchorId="772331AF" wp14:editId="6B701E2B">
             <wp:extent cx="5715000" cy="2244725"/>
             <wp:effectExtent l="0" t="0" r="0" b="3175"/>
             <wp:docPr id="1555948784" name="Picture 6" descr="NASA stream mining experiment figure"/>
@@ -7847,7 +7847,7 @@
           <w:noProof/>
         </w:rPr>
         <w:drawing>
-          <wp:inline distT="0" distB="0" distL="0" distR="0" wp14:anchorId="1C35F1A6" wp14:editId="56EFDE41">
+          <wp:inline distT="0" distB="0" distL="0" distR="0" wp14:anchorId="1C35F1A6" wp14:editId="4760E64E">
             <wp:extent cx="5715000" cy="2182495"/>
             <wp:effectExtent l="0" t="0" r="0" b="1905"/>
             <wp:docPr id="906587285" name="Picture 5" descr="NASA stream mining experiment figure"/>
@@ -8715,7 +8715,7 @@
           <w:noProof/>
         </w:rPr>
         <w:drawing>
-          <wp:inline distT="0" distB="0" distL="0" distR="0" wp14:anchorId="5C843682" wp14:editId="6ADDB82F">
+          <wp:inline distT="0" distB="0" distL="0" distR="0" wp14:anchorId="5C843682" wp14:editId="7AC08951">
             <wp:extent cx="5715000" cy="2327275"/>
             <wp:effectExtent l="0" t="0" r="0" b="0"/>
             <wp:docPr id="89771877" name="Picture 4" descr="NASA stream mining experiment figure"/>
@@ -9583,7 +9583,7 @@
           <w:noProof/>
         </w:rPr>
         <w:drawing>
-          <wp:inline distT="0" distB="0" distL="0" distR="0" wp14:anchorId="572C04D3" wp14:editId="3EF22762">
+          <wp:inline distT="0" distB="0" distL="0" distR="0" wp14:anchorId="572C04D3" wp14:editId="08568888">
             <wp:extent cx="5715000" cy="1891030"/>
             <wp:effectExtent l="0" t="0" r="0" b="1270"/>
             <wp:docPr id="1754719640" name="Picture 3" descr="NASA stream mining experiment figure"/>
@@ -9711,7 +9711,18 @@
         <w:pStyle w:val="NormalWeb"/>
       </w:pPr>
       <w:r>
-        <w:t>GitHub repository: ________________________________________________</w:t>
+        <w:t xml:space="preserve">GitHub repository: </w:t>
+      </w:r>
+      <w:hyperlink r:id="rId19" w:history="1">
+        <w:r>
+          <w:rPr>
+            <w:rStyle w:val="Hyperlink"/>
+          </w:rPr>
+          <w:t>https://github.com/MohammedMagdyKhalifah/Efficient-Monitoring-of-Website-Activity-Using-Data-Stream-Algorithms.git</w:t>
+        </w:r>
+      </w:hyperlink>
+      <w:r>
+        <w:t xml:space="preserve"> </w:t>
       </w:r>
     </w:p>
     <w:p>
@@ -9863,7 +9874,13 @@
       <w:rPr>
         <w:noProof/>
       </w:rPr>
-      <w:t>15</w:t>
+      <w:t>1</w:t>
+    </w:r>
+    <w:r>
+      <w:rPr>
+        <w:noProof/>
+      </w:rPr>
+      <w:t>5</w:t>
     </w:r>
     <w:r>
       <w:rPr>
@@ -13005,6 +13022,18 @@
       <w:szCs w:val="22"/>
     </w:rPr>
   </w:style>
+  <w:style w:type="character" w:styleId="UnresolvedMention">
+    <w:name w:val="Unresolved Mention"/>
+    <w:basedOn w:val="DefaultParagraphFont"/>
+    <w:uiPriority w:val="99"/>
+    <w:semiHidden/>
+    <w:unhideWhenUsed/>
+    <w:rsid w:val="00126C29"/>
+    <w:rPr>
+      <w:color w:val="605E5C"/>
+      <w:shd w:val="clear" w:color="auto" w:fill="E1DFDD"/>
+    </w:rPr>
+  </w:style>
 </w:styles>
 </file>
 
